--- a/work/Апробиране.docx
+++ b/work/Апробиране.docx
@@ -1751,8 +1751,6 @@
           </wp:inline>
         </w:drawing>
       </w:r>
-      <w:bookmarkStart w:id="0" w:name="_GoBack"/>
-      <w:bookmarkEnd w:id="0"/>
     </w:p>
     <w:p>
       <w:pPr>
@@ -7066,6 +7064,36 @@
           <w:lang w:val="en-US"/>
         </w:rPr>
       </w:pPr>
+      <w:bookmarkStart w:id="0" w:name="_GoBack"/>
+      <w:proofErr w:type="gramStart"/>
+      <w:r>
+        <w:rPr>
+          <w:lang w:val="en-US"/>
+        </w:rPr>
+        <w:t>error</w:t>
+      </w:r>
+      <w:proofErr w:type="gramEnd"/>
+      <w:r>
+        <w:rPr>
+          <w:lang w:val="en-US"/>
+        </w:rPr>
+        <w:t>: command '</w:t>
+      </w:r>
+      <w:proofErr w:type="spellStart"/>
+      <w:r>
+        <w:rPr>
+          <w:lang w:val="en-US"/>
+        </w:rPr>
+        <w:t>gcc</w:t>
+      </w:r>
+      <w:proofErr w:type="spellEnd"/>
+      <w:r>
+        <w:rPr>
+          <w:lang w:val="en-US"/>
+        </w:rPr>
+        <w:t>' failed: Permission denied</w:t>
+      </w:r>
+      <w:bookmarkEnd w:id="0"/>
     </w:p>
     <w:sectPr>
       <w:pgSz w:w="11906" w:h="16838"/>
